--- a/docs/The_Second_Renaissance_System_Complexity_Science_JSSC.docx
+++ b/docs/The_Second_Renaissance_System_Complexity_Science_JSSC.docx
@@ -45,7 +45,7 @@
     </w:p>
     <w:p>
       <w:r>
-        <w:pict w14:anchorId="2483C5D6">
+        <w:pict w14:anchorId="22A106D6">
           <v:rect id="_x0000_i1025" style="width:0;height:1.5pt" o:hralign="center" o:hrstd="t" o:hr="t"/>
         </w:pict>
       </w:r>
@@ -409,7 +409,7 @@
     </w:p>
     <w:p>
       <w:r>
-        <w:pict w14:anchorId="6E4968B9">
+        <w:pict w14:anchorId="16901743">
           <v:rect id="_x0000_i1026" style="width:0;height:1.5pt" o:hralign="center" o:hrstd="t" o:hr="t"/>
         </w:pict>
       </w:r>
@@ -1334,7 +1334,7 @@
         </w:rPr>
         <w:lastRenderedPageBreak/>
         <w:drawing>
-          <wp:inline distT="0" distB="0" distL="0" distR="0" wp14:anchorId="11437413" wp14:editId="63C8C1E9">
+          <wp:inline distT="0" distB="0" distL="0" distR="0" wp14:anchorId="30D91ED0" wp14:editId="147FD141">
             <wp:extent cx="5334000" cy="5334000"/>
             <wp:effectExtent l="0" t="0" r="0" b="0"/>
             <wp:docPr id="16" name="Picture" descr="Figure 1: Four Foundational Causal Chains of Systems and Complexity Science as “Metascience” (Elevating to Fully Realized Metascience via Formal Proof of Tripartite Physical Equivalence)"/>
@@ -1948,7 +1948,7 @@
     </w:p>
     <w:p>
       <w:r>
-        <w:pict w14:anchorId="27C3ECA6">
+        <w:pict w14:anchorId="068B6D3A">
           <v:rect id="_x0000_i1027" style="width:0;height:1.5pt" o:hralign="center" o:hrstd="t" o:hr="t"/>
         </w:pict>
       </w:r>
@@ -3904,7 +3904,7 @@
     </w:p>
     <w:p>
       <w:r>
-        <w:pict w14:anchorId="225A7074">
+        <w:pict w14:anchorId="2DEA0FE8">
           <v:rect id="_x0000_i1028" style="width:0;height:1.5pt" o:hralign="center" o:hrstd="t" o:hr="t"/>
         </w:pict>
       </w:r>
@@ -4178,7 +4178,7 @@
     </w:p>
     <w:p>
       <w:r>
-        <w:pict w14:anchorId="0298C4F2">
+        <w:pict w14:anchorId="0770F5DA">
           <v:rect id="_x0000_i1029" style="width:0;height:1.5pt" o:hralign="center" o:hrstd="t" o:hr="t"/>
         </w:pict>
       </w:r>
@@ -4766,7 +4766,7 @@
     </w:p>
     <w:p>
       <w:r>
-        <w:pict w14:anchorId="39C8313C">
+        <w:pict w14:anchorId="13945303">
           <v:rect id="_x0000_i1030" style="width:0;height:1.5pt" o:hralign="center" o:hrstd="t" o:hr="t"/>
         </w:pict>
       </w:r>
@@ -4983,7 +4983,7 @@
         </w:rPr>
         <w:lastRenderedPageBreak/>
         <w:drawing>
-          <wp:inline distT="0" distB="0" distL="0" distR="0" wp14:anchorId="5015A2EA" wp14:editId="6917CCDD">
+          <wp:inline distT="0" distB="0" distL="0" distR="0" wp14:anchorId="3C415103" wp14:editId="30CDBF66">
             <wp:extent cx="5334000" cy="6096000"/>
             <wp:effectExtent l="0" t="0" r="0" b="0"/>
             <wp:docPr id="31" name="Picture" descr="Figure 2: Panoramic Causal Dynamics Deduction Chain of the “Eight Treatises” in Open Complex Giant Systems"/>
@@ -7327,19 +7327,7 @@
       </w:r>
       <w:r>
         <w:lastRenderedPageBreak/>
-        <w:t xml:space="preserve">compromises, enforcing </w:t>
-      </w:r>
-      <w:r>
-        <w:t>【</w:t>
-      </w:r>
-      <w:r>
-        <w:t>Logical Dictatorship / Convergence</w:t>
-      </w:r>
-      <w:r>
-        <w:t>】</w:t>
-      </w:r>
-      <w:r>
-        <w:t xml:space="preserve"> to guarantee global self-consistency;</w:t>
+        <w:t>compromises, enforcing “Logical Dictatorship / Convergence” to guarantee global self-consistency;</w:t>
       </w:r>
     </w:p>
     <w:p>
@@ -7512,7 +7500,7 @@
         <w:t>Pathology &amp; Premise</w:t>
       </w:r>
       <w:r>
-        <w:t>: Section 5.5 established logical convergence mechanisms. But Ought-to-be Systems do not emerge from thin air; they rely on builders. System construction must obey Wiener-Kalman observability and Ashby’s requisite variety.</w:t>
+        <w:t>: Section 5.5 established logical convergence mechanisms. But Ought-to-be Systems do not emerge from thin air; they rely on builders. System construction must obey Wiener-Kalman observability (Wiener, 1948; Kalman, 1960) and Ashby’s requisite variety (Ashby, 1956).</w:t>
       </w:r>
     </w:p>
     <w:p>
@@ -8585,7 +8573,7 @@
         </m:r>
       </m:oMath>
       <w:r>
-        <w:t>). By Gödel’s First Incompleteness Theorem (Gödel, 1931) and Turing’s Halting Problem, closed 1st-order code cannot self-reconstruct axioms internally.</w:t>
+        <w:t>). By Gödel’s First Incompleteness Theorem (Gödel, 1931) and Turing’s Halting Problem (Turing, 1936), closed 1st-order code cannot self-reconstruct axioms internally.</w:t>
       </w:r>
     </w:p>
     <w:p>
@@ -9528,7 +9516,7 @@
     </w:p>
     <w:p>
       <w:r>
-        <w:pict w14:anchorId="511B1CAA">
+        <w:pict w14:anchorId="603487B1">
           <v:rect id="_x0000_i1031" style="width:0;height:1.5pt" o:hralign="center" o:hrstd="t" o:hr="t"/>
         </w:pict>
       </w:r>
@@ -10146,7 +10134,7 @@
     </w:tbl>
     <w:p>
       <w:r>
-        <w:pict w14:anchorId="1827928E">
+        <w:pict w14:anchorId="5A4670C2">
           <v:rect id="_x0000_i1032" style="width:0;height:1.5pt" o:hralign="center" o:hrstd="t" o:hr="t"/>
         </w:pict>
       </w:r>
@@ -10224,7 +10212,7 @@
     </w:p>
     <w:p>
       <w:r>
-        <w:pict w14:anchorId="412E2189">
+        <w:pict w14:anchorId="5B60AC0D">
           <v:rect id="_x0000_i1033" style="width:0;height:1.5pt" o:hralign="center" o:hrstd="t" o:hr="t"/>
         </w:pict>
       </w:r>
@@ -11036,7 +11024,7 @@
     <w:p>
       <w:r>
         <w:lastRenderedPageBreak/>
-        <w:pict w14:anchorId="21C95758">
+        <w:pict w14:anchorId="26B545F1">
           <v:rect id="_x0000_i1034" style="width:0;height:1.5pt" o:hralign="center" o:hrstd="t" o:hr="t"/>
         </w:pict>
       </w:r>
@@ -12222,7 +12210,7 @@
     </w:p>
     <w:p>
       <w:r>
-        <w:pict w14:anchorId="442884E3">
+        <w:pict w14:anchorId="1348F284">
           <v:rect id="_x0000_i1035" style="width:0;height:1.5pt" o:hralign="center" o:hrstd="t" o:hr="t"/>
         </w:pict>
       </w:r>
@@ -13305,7 +13293,7 @@
     </w:p>
     <w:p>
       <w:r>
-        <w:pict w14:anchorId="617EE1F6">
+        <w:pict w14:anchorId="708C5BC3">
           <v:rect id="_x0000_i1036" style="width:0;height:1.5pt" o:hralign="center" o:hrstd="t" o:hr="t"/>
         </w:pict>
       </w:r>
@@ -13728,6 +13716,12 @@
               </m:ctrlPr>
             </m:eqArrPr>
             <m:e>
+              <m:r>
+                <w:rPr>
+                  <w:rFonts w:ascii="Cambria Math" w:hAnsi="Cambria Math"/>
+                </w:rPr>
+                <m:t>&amp;</m:t>
+              </m:r>
               <m:r>
                 <m:rPr>
                   <m:nor/>
@@ -13762,11 +13756,13 @@
                   </m:r>
                 </m:sup>
               </m:sSup>
-              <m:r>
-                <w:rPr>
-                  <w:rFonts w:ascii="Cambria Math" w:hAnsi="Cambria Math"/>
-                </w:rPr>
-                <m:t>&amp;</m:t>
+            </m:e>
+            <m:e>
+              <m:r>
+                <w:rPr>
+                  <w:rFonts w:ascii="Cambria Math" w:hAnsi="Cambria Math"/>
+                </w:rPr>
+                <m:t>&amp; </m:t>
               </m:r>
               <m:r>
                 <m:rPr>
@@ -13888,7 +13884,7 @@
                 <w:rPr>
                   <w:rFonts w:ascii="Cambria Math" w:hAnsi="Cambria Math"/>
                 </w:rPr>
-                <m:t>&amp;</m:t>
+                <m:t>&amp; </m:t>
               </m:r>
               <m:r>
                 <m:rPr>
@@ -14445,7 +14441,7 @@
     </w:p>
     <w:p>
       <w:r>
-        <w:pict w14:anchorId="5BAF90FA">
+        <w:pict w14:anchorId="53A92F51">
           <v:rect id="_x0000_i1037" style="width:0;height:1.5pt" o:hralign="center" o:hrstd="t" o:hr="t"/>
         </w:pict>
       </w:r>
@@ -14758,7 +14754,7 @@
     </w:p>
     <w:p>
       <w:r>
-        <w:pict w14:anchorId="7959B543">
+        <w:pict w14:anchorId="1C890A6C">
           <v:rect id="_x0000_i1038" style="width:0;height:1.5pt" o:hralign="center" o:hrstd="t" o:hr="t"/>
         </w:pict>
       </w:r>
@@ -15279,7 +15275,7 @@
     </w:p>
     <w:p>
       <w:r>
-        <w:pict w14:anchorId="018BC182">
+        <w:pict w14:anchorId="50619C76">
           <v:rect id="_x0000_i1039" style="width:0;height:1.5pt" o:hralign="center" o:hrstd="t" o:hr="t"/>
         </w:pict>
       </w:r>
@@ -16224,7 +16220,7 @@
     </w:p>
     <w:p>
       <w:r>
-        <w:pict w14:anchorId="698B3692">
+        <w:pict w14:anchorId="4BBC42CB">
           <v:rect id="_x0000_i1040" style="width:0;height:1.5pt" o:hralign="center" o:hrstd="t" o:hr="t"/>
         </w:pict>
       </w:r>
@@ -16963,11 +16959,13 @@
                 </w:rPr>
                 <m:t>]</m:t>
               </m:r>
-              <m:r>
-                <w:rPr>
-                  <w:rFonts w:ascii="Cambria Math" w:hAnsi="Cambria Math"/>
-                </w:rPr>
-                <m:t> </m:t>
+            </m:e>
+            <m:e>
+              <m:r>
+                <w:rPr>
+                  <w:rFonts w:ascii="Cambria Math" w:hAnsi="Cambria Math"/>
+                </w:rPr>
+                <m:t>&amp;  </m:t>
               </m:r>
               <m:r>
                 <m:rPr>
@@ -17129,11 +17127,13 @@
                 </w:rPr>
                 <m:t>)</m:t>
               </m:r>
-              <m:r>
-                <w:rPr>
-                  <w:rFonts w:ascii="Cambria Math" w:hAnsi="Cambria Math"/>
-                </w:rPr>
-                <m:t> </m:t>
+            </m:e>
+            <m:e>
+              <m:r>
+                <w:rPr>
+                  <w:rFonts w:ascii="Cambria Math" w:hAnsi="Cambria Math"/>
+                </w:rPr>
+                <m:t>&amp;  </m:t>
               </m:r>
               <m:r>
                 <m:rPr>
@@ -17166,7 +17166,7 @@
     </w:p>
     <w:p>
       <w:r>
-        <w:pict w14:anchorId="1CB96E89">
+        <w:pict w14:anchorId="105B3D1E">
           <v:rect id="_x0000_i1041" style="width:0;height:1.5pt" o:hralign="center" o:hrstd="t" o:hr="t"/>
         </w:pict>
       </w:r>
@@ -17333,6 +17333,7 @@
         <w:pStyle w:val="FirstParagraph"/>
       </w:pPr>
       <w:r>
+        <w:lastRenderedPageBreak/>
         <w:t>In academic dialogue with contemporary complexity theories:</w:t>
       </w:r>
     </w:p>
@@ -17349,7 +17350,6 @@
           <w:b/>
           <w:bCs/>
         </w:rPr>
-        <w:lastRenderedPageBreak/>
         <w:t>Dialogue with Complex Adaptive Systems (CAS) Theory</w:t>
       </w:r>
       <w:r>
@@ -17645,14 +17645,14 @@
               <w:pStyle w:val="Compact"/>
             </w:pPr>
             <w:r>
-              <w:t xml:space="preserve">Business ontology identity </w:t>
+              <w:t xml:space="preserve">Scheme ontology </w:t>
             </w:r>
             <m:oMath>
               <m:r>
                 <w:rPr>
                   <w:rFonts w:ascii="Cambria Math" w:hAnsi="Cambria Math"/>
                 </w:rPr>
-                <m:t>D</m:t>
+                <m:t>S</m:t>
               </m:r>
               <m:r>
                 <m:rPr>
@@ -17663,7 +17663,49 @@
                 </w:rPr>
                 <m:t>≡</m:t>
               </m:r>
-              <m:r>
+              <m:sSub>
+                <m:sSubPr>
+                  <m:ctrlPr>
+                    <w:rPr>
+                      <w:rFonts w:ascii="Cambria Math" w:hAnsi="Cambria Math"/>
+                    </w:rPr>
+                  </m:ctrlPr>
+                </m:sSubPr>
+                <m:e>
+                  <m:r>
+                    <m:rPr>
+                      <m:scr m:val="script"/>
+                      <m:sty m:val="p"/>
+                    </m:rPr>
+                    <w:rPr>
+                      <w:rFonts w:ascii="Cambria Math" w:hAnsi="Cambria Math"/>
+                    </w:rPr>
+                    <m:t>M</m:t>
+                  </m:r>
+                </m:e>
+                <m:sub>
+                  <m:r>
+                    <m:rPr>
+                      <m:nor/>
+                    </m:rPr>
+                    <m:t>model</m:t>
+                  </m:r>
+                </m:sub>
+              </m:sSub>
+              <m:r>
+                <m:rPr>
+                  <m:sty m:val="p"/>
+                </m:rPr>
+                <w:rPr>
+                  <w:rFonts w:ascii="Cambria Math" w:hAnsi="Cambria Math"/>
+                </w:rPr>
+                <m:t>⊗</m:t>
+              </m:r>
+              <m:r>
+                <m:rPr>
+                  <m:scr m:val="script"/>
+                  <m:sty m:val="p"/>
+                </m:rPr>
                 <w:rPr>
                   <w:rFonts w:ascii="Cambria Math" w:hAnsi="Cambria Math"/>
                 </w:rPr>
@@ -17739,7 +17781,11 @@
               <w:pStyle w:val="Compact"/>
             </w:pPr>
             <w:r>
-              <w:t>Pipeline division maintains high-order causal self-consistency</w:t>
+              <w:t>Pipeline division maintains high-order causal self-</w:t>
+            </w:r>
+            <w:r>
+              <w:lastRenderedPageBreak/>
+              <w:t>consistency</w:t>
             </w:r>
           </w:p>
         </w:tc>
@@ -17752,11 +17798,12 @@
               <w:pStyle w:val="Compact"/>
             </w:pPr>
             <w:r>
-              <w:t xml:space="preserve">Pipeline handoffs destroy strong-coupling entanglement, causing causal </w:t>
+              <w:lastRenderedPageBreak/>
+              <w:t xml:space="preserve">Pipeline handoffs destroy strong-coupling </w:t>
             </w:r>
             <w:r>
               <w:lastRenderedPageBreak/>
-              <w:t>fractures</w:t>
+              <w:t>entanglement, causing causal fractures</w:t>
             </w:r>
           </w:p>
         </w:tc>
@@ -18192,24 +18239,11 @@
               <w:pStyle w:val="Compact"/>
             </w:pPr>
             <w:r>
-              <w:t>5D manifold minimal completeness</w:t>
-            </w:r>
-          </w:p>
-        </w:tc>
-        <w:tc>
-          <w:tcPr>
-            <w:tcW w:w="1980" w:type="dxa"/>
-          </w:tcPr>
-          <w:p>
-            <w:pPr>
-              <w:pStyle w:val="Compact"/>
-            </w:pPr>
-            <w:r>
-              <w:t xml:space="preserve">Discovering a physical state transition requiring a 6th independent </w:t>
+              <w:t xml:space="preserve">5D manifold minimal </w:t>
             </w:r>
             <w:r>
               <w:lastRenderedPageBreak/>
-              <w:t>basis or linear dependence</w:t>
+              <w:t>completeness</w:t>
             </w:r>
           </w:p>
         </w:tc>
@@ -18223,11 +18257,29 @@
             </w:pPr>
             <w:r>
               <w:lastRenderedPageBreak/>
-              <w:t xml:space="preserve">Phase space measure collapses or causal breakdown; failing </w:t>
+              <w:t xml:space="preserve">Discovering a physical state </w:t>
             </w:r>
             <w:r>
               <w:lastRenderedPageBreak/>
-              <w:t>to construct Ought-to-be Systems</w:t>
+              <w:t>transition requiring a 6th independent basis or linear dependence</w:t>
+            </w:r>
+          </w:p>
+        </w:tc>
+        <w:tc>
+          <w:tcPr>
+            <w:tcW w:w="1980" w:type="dxa"/>
+          </w:tcPr>
+          <w:p>
+            <w:pPr>
+              <w:pStyle w:val="Compact"/>
+            </w:pPr>
+            <w:r>
+              <w:lastRenderedPageBreak/>
+              <w:t xml:space="preserve">Phase space measure collapses </w:t>
+            </w:r>
+            <w:r>
+              <w:lastRenderedPageBreak/>
+              <w:t>or causal breakdown; failing to construct Ought-to-be Systems</w:t>
             </w:r>
           </w:p>
         </w:tc>
@@ -18396,7 +18448,10 @@
               </m:r>
             </m:oMath>
             <w:r>
-              <w:t xml:space="preserve"> Global Absolute Optimality and Uniqueness</w:t>
+              <w:t xml:space="preserve"> </w:t>
+            </w:r>
+            <w:r>
+              <w:t>Global Absolute Optimality and Uniqueness</w:t>
             </w:r>
           </w:p>
         </w:tc>
@@ -18544,7 +18599,7 @@
     </w:tbl>
     <w:p>
       <w:r>
-        <w:pict w14:anchorId="10D24781">
+        <w:pict w14:anchorId="1744536F">
           <v:rect id="_x0000_i1042" style="width:0;height:1.5pt" o:hralign="center" o:hrstd="t" o:hr="t"/>
         </w:pict>
       </w:r>
@@ -18708,7 +18763,7 @@
     </w:p>
     <w:p>
       <w:r>
-        <w:pict w14:anchorId="6E0DC925">
+        <w:pict w14:anchorId="33419142">
           <v:rect id="_x0000_i1043" style="width:0;height:1.5pt" o:hralign="center" o:hrstd="t" o:hr="t"/>
         </w:pict>
       </w:r>
@@ -19077,17 +19132,17 @@
         </w:numPr>
       </w:pPr>
       <w:r>
-        <w:t xml:space="preserve">Popper, K. R. (1959). </w:t>
+        <w:t xml:space="preserve">Kalman, R. E. (1960). On the general theory of control systems. </w:t>
       </w:r>
       <w:r>
         <w:rPr>
           <w:i/>
           <w:iCs/>
         </w:rPr>
-        <w:t>The Logic of Scientific Discovery</w:t>
-      </w:r>
-      <w:r>
-        <w:t>. Hutchinson.</w:t>
+        <w:t>Proceedings of the 1st IFAC Congress</w:t>
+      </w:r>
+      <w:r>
+        <w:t>, Moscow, 1(1), 481-492.</w:t>
       </w:r>
     </w:p>
     <w:p>
@@ -19099,98 +19154,17 @@
         </w:numPr>
       </w:pPr>
       <w:r>
-        <w:t xml:space="preserve">Prigogine, I., &amp; Stengers, I. (1984). </w:t>
+        <w:t xml:space="preserve">Popper, K. R. (1959). </w:t>
       </w:r>
       <w:r>
         <w:rPr>
           <w:i/>
           <w:iCs/>
         </w:rPr>
-        <w:t>Order Out of Chaos: Man’s New Dialogue with Nature</w:t>
-      </w:r>
-      <w:r>
-        <w:t xml:space="preserve">. Bantam Books. </w:t>
-      </w:r>
-      <w:r>
-        <w:rPr>
-          <w:rFonts w:hint="eastAsia"/>
-        </w:rPr>
-        <w:t>(</w:t>
-      </w:r>
-      <w:r>
-        <w:rPr>
-          <w:rFonts w:hint="eastAsia"/>
-        </w:rPr>
-        <w:t>普里戈金</w:t>
-      </w:r>
-      <w:r>
-        <w:rPr>
-          <w:rFonts w:hint="eastAsia"/>
-        </w:rPr>
-        <w:t>,</w:t>
-      </w:r>
-      <w:r>
-        <w:t xml:space="preserve"> </w:t>
-      </w:r>
-      <w:r>
-        <w:rPr>
-          <w:rFonts w:hint="eastAsia"/>
-        </w:rPr>
-        <w:t>斯滕热斯</w:t>
-      </w:r>
-      <w:r>
-        <w:rPr>
-          <w:rFonts w:hint="eastAsia"/>
-        </w:rPr>
-        <w:t>.</w:t>
-      </w:r>
-      <w:r>
-        <w:t xml:space="preserve"> </w:t>
-      </w:r>
-      <w:r>
-        <w:rPr>
-          <w:rFonts w:hint="eastAsia"/>
-        </w:rPr>
-        <w:t>从混沌到有序——人与自然的新对话</w:t>
-      </w:r>
-      <w:r>
-        <w:rPr>
-          <w:rFonts w:hint="eastAsia"/>
-        </w:rPr>
-        <w:t>[M].</w:t>
-      </w:r>
-      <w:r>
-        <w:t xml:space="preserve"> </w:t>
-      </w:r>
-      <w:r>
-        <w:rPr>
-          <w:rFonts w:hint="eastAsia"/>
-        </w:rPr>
-        <w:t>杭州</w:t>
-      </w:r>
-      <w:r>
-        <w:rPr>
-          <w:rFonts w:hint="eastAsia"/>
-        </w:rPr>
-        <w:t>:</w:t>
-      </w:r>
-      <w:r>
-        <w:t xml:space="preserve"> </w:t>
-      </w:r>
-      <w:r>
-        <w:rPr>
-          <w:rFonts w:hint="eastAsia"/>
-        </w:rPr>
-        <w:t>浙江科学技术出版社</w:t>
-      </w:r>
-      <w:r>
-        <w:rPr>
-          <w:rFonts w:hint="eastAsia"/>
-        </w:rPr>
-        <w:t>,</w:t>
-      </w:r>
-      <w:r>
-        <w:t xml:space="preserve"> 1987.)</w:t>
+        <w:t>The Logic of Scientific Discovery</w:t>
+      </w:r>
+      <w:r>
+        <w:t>. Hutchinson.</w:t>
       </w:r>
     </w:p>
     <w:p>
@@ -19202,17 +19176,17 @@
         </w:numPr>
       </w:pPr>
       <w:r>
-        <w:t xml:space="preserve">Qian, X., Yu, J., &amp; Dai, R. (1990). A new discipline of science—The open complex giant system and its methodology. </w:t>
+        <w:t xml:space="preserve">Prigogine, I., &amp; Stengers, I. (1984). </w:t>
       </w:r>
       <w:r>
         <w:rPr>
           <w:i/>
           <w:iCs/>
         </w:rPr>
-        <w:t>Nature Journal</w:t>
-      </w:r>
-      <w:r>
-        <w:t xml:space="preserve">, 13(1), 3-10. </w:t>
+        <w:t>Order Out of Chaos: Man’s New Dialogue with Nature</w:t>
+      </w:r>
+      <w:r>
+        <w:t xml:space="preserve">. Bantam Books. </w:t>
       </w:r>
       <w:r>
         <w:rPr>
@@ -19224,7 +19198,7 @@
         <w:rPr>
           <w:rFonts w:hint="eastAsia"/>
         </w:rPr>
-        <w:t>钱学森</w:t>
+        <w:t>普里戈金</w:t>
       </w:r>
       <w:r>
         <w:rPr>
@@ -19239,61 +19213,61 @@
         <w:rPr>
           <w:rFonts w:hint="eastAsia"/>
         </w:rPr>
-        <w:t>于景元</w:t>
+        <w:t>斯滕热斯</w:t>
       </w:r>
       <w:r>
         <w:rPr>
           <w:rFonts w:hint="eastAsia"/>
         </w:rPr>
+        <w:t>.</w:t>
+      </w:r>
+      <w:r>
+        <w:t xml:space="preserve"> </w:t>
+      </w:r>
+      <w:r>
+        <w:rPr>
+          <w:rFonts w:hint="eastAsia"/>
+        </w:rPr>
+        <w:t>从混沌到有序——人与自然的新对话</w:t>
+      </w:r>
+      <w:r>
+        <w:rPr>
+          <w:rFonts w:hint="eastAsia"/>
+        </w:rPr>
+        <w:t>[M].</w:t>
+      </w:r>
+      <w:r>
+        <w:t xml:space="preserve"> </w:t>
+      </w:r>
+      <w:r>
+        <w:rPr>
+          <w:rFonts w:hint="eastAsia"/>
+        </w:rPr>
+        <w:t>杭州</w:t>
+      </w:r>
+      <w:r>
+        <w:rPr>
+          <w:rFonts w:hint="eastAsia"/>
+        </w:rPr>
+        <w:t>:</w:t>
+      </w:r>
+      <w:r>
+        <w:t xml:space="preserve"> </w:t>
+      </w:r>
+      <w:r>
+        <w:rPr>
+          <w:rFonts w:hint="eastAsia"/>
+        </w:rPr>
+        <w:t>浙江科学技术出版社</w:t>
+      </w:r>
+      <w:r>
+        <w:rPr>
+          <w:rFonts w:hint="eastAsia"/>
+        </w:rPr>
         <w:t>,</w:t>
       </w:r>
       <w:r>
-        <w:t xml:space="preserve"> </w:t>
-      </w:r>
-      <w:r>
-        <w:rPr>
-          <w:rFonts w:hint="eastAsia"/>
-        </w:rPr>
-        <w:t>戴汝为</w:t>
-      </w:r>
-      <w:r>
-        <w:rPr>
-          <w:rFonts w:hint="eastAsia"/>
-        </w:rPr>
-        <w:t>.</w:t>
-      </w:r>
-      <w:r>
-        <w:t xml:space="preserve"> </w:t>
-      </w:r>
-      <w:r>
-        <w:rPr>
-          <w:rFonts w:hint="eastAsia"/>
-        </w:rPr>
-        <w:t>一个科学新领域——开放的复杂巨系统及其方法论</w:t>
-      </w:r>
-      <w:r>
-        <w:rPr>
-          <w:rFonts w:hint="eastAsia"/>
-        </w:rPr>
-        <w:t>[J].</w:t>
-      </w:r>
-      <w:r>
-        <w:t xml:space="preserve"> </w:t>
-      </w:r>
-      <w:r>
-        <w:rPr>
-          <w:rFonts w:hint="eastAsia"/>
-        </w:rPr>
-        <w:t>自然杂志</w:t>
-      </w:r>
-      <w:r>
-        <w:rPr>
-          <w:rFonts w:hint="eastAsia"/>
-        </w:rPr>
-        <w:t>,</w:t>
-      </w:r>
-      <w:r>
-        <w:t xml:space="preserve"> 1990, 13(1): 3-10.)</w:t>
+        <w:t xml:space="preserve"> 1987.)</w:t>
       </w:r>
     </w:p>
     <w:p>
@@ -19305,17 +19279,17 @@
         </w:numPr>
       </w:pPr>
       <w:r>
-        <w:t xml:space="preserve">Qian, X. (2001). </w:t>
+        <w:t xml:space="preserve">Qian, X., Yu, J., &amp; Dai, R. (1990). A new discipline of science—The open complex giant system and its methodology. </w:t>
       </w:r>
       <w:r>
         <w:rPr>
           <w:i/>
           <w:iCs/>
         </w:rPr>
-        <w:t>Creating Systems Science</w:t>
-      </w:r>
-      <w:r>
-        <w:t xml:space="preserve">. Shanxi Science and Technology Press. </w:t>
+        <w:t>Nature Journal</w:t>
+      </w:r>
+      <w:r>
+        <w:t xml:space="preserve">, 13(1), 3-10. </w:t>
       </w:r>
       <w:r>
         <w:rPr>
@@ -19333,6 +19307,36 @@
         <w:rPr>
           <w:rFonts w:hint="eastAsia"/>
         </w:rPr>
+        <w:t>,</w:t>
+      </w:r>
+      <w:r>
+        <w:t xml:space="preserve"> </w:t>
+      </w:r>
+      <w:r>
+        <w:rPr>
+          <w:rFonts w:hint="eastAsia"/>
+        </w:rPr>
+        <w:t>于景元</w:t>
+      </w:r>
+      <w:r>
+        <w:rPr>
+          <w:rFonts w:hint="eastAsia"/>
+        </w:rPr>
+        <w:t>,</w:t>
+      </w:r>
+      <w:r>
+        <w:t xml:space="preserve"> </w:t>
+      </w:r>
+      <w:r>
+        <w:rPr>
+          <w:rFonts w:hint="eastAsia"/>
+        </w:rPr>
+        <w:t>戴汝为</w:t>
+      </w:r>
+      <w:r>
+        <w:rPr>
+          <w:rFonts w:hint="eastAsia"/>
+        </w:rPr>
         <w:t>.</w:t>
       </w:r>
       <w:r>
@@ -19342,13 +19346,13 @@
         <w:rPr>
           <w:rFonts w:hint="eastAsia"/>
         </w:rPr>
-        <w:t>创建系统学</w:t>
+        <w:t>一个科学新领域——开放的复杂巨系统及其方法论</w:t>
       </w:r>
       <w:r>
         <w:rPr>
           <w:rFonts w:hint="eastAsia"/>
         </w:rPr>
-        <w:t>[M].</w:t>
+        <w:t>[J].</w:t>
       </w:r>
       <w:r>
         <w:t xml:space="preserve"> </w:t>
@@ -19357,31 +19361,16 @@
         <w:rPr>
           <w:rFonts w:hint="eastAsia"/>
         </w:rPr>
-        <w:t>太原</w:t>
+        <w:t>自然杂志</w:t>
       </w:r>
       <w:r>
         <w:rPr>
           <w:rFonts w:hint="eastAsia"/>
         </w:rPr>
-        <w:t>:</w:t>
-      </w:r>
-      <w:r>
-        <w:t xml:space="preserve"> </w:t>
-      </w:r>
-      <w:r>
-        <w:rPr>
-          <w:rFonts w:hint="eastAsia"/>
-        </w:rPr>
-        <w:t>山西科学技术出版社</w:t>
-      </w:r>
-      <w:r>
-        <w:rPr>
-          <w:rFonts w:hint="eastAsia"/>
-        </w:rPr>
         <w:t>,</w:t>
       </w:r>
       <w:r>
-        <w:t xml:space="preserve"> 2001.)</w:t>
+        <w:t xml:space="preserve"> 1990, 13(1): 3-10.)</w:t>
       </w:r>
     </w:p>
     <w:p>
@@ -19393,17 +19382,127 @@
         </w:numPr>
       </w:pPr>
       <w:r>
-        <w:t xml:space="preserve">Spencer-Brown, G. (1969). </w:t>
+        <w:t xml:space="preserve">Qian, X. (2001). </w:t>
       </w:r>
       <w:r>
         <w:rPr>
           <w:i/>
           <w:iCs/>
         </w:rPr>
+        <w:t>Creating Systems Science</w:t>
+      </w:r>
+      <w:r>
+        <w:t xml:space="preserve">. Shanxi Science and Technology Press. </w:t>
+      </w:r>
+      <w:r>
+        <w:rPr>
+          <w:rFonts w:hint="eastAsia"/>
+        </w:rPr>
+        <w:t>(</w:t>
+      </w:r>
+      <w:r>
+        <w:rPr>
+          <w:rFonts w:hint="eastAsia"/>
+        </w:rPr>
+        <w:t>钱学森</w:t>
+      </w:r>
+      <w:r>
+        <w:rPr>
+          <w:rFonts w:hint="eastAsia"/>
+        </w:rPr>
+        <w:t>.</w:t>
+      </w:r>
+      <w:r>
+        <w:t xml:space="preserve"> </w:t>
+      </w:r>
+      <w:r>
+        <w:rPr>
+          <w:rFonts w:hint="eastAsia"/>
+        </w:rPr>
+        <w:t>创建系统学</w:t>
+      </w:r>
+      <w:r>
+        <w:rPr>
+          <w:rFonts w:hint="eastAsia"/>
+        </w:rPr>
+        <w:t>[M].</w:t>
+      </w:r>
+      <w:r>
+        <w:t xml:space="preserve"> </w:t>
+      </w:r>
+      <w:r>
+        <w:rPr>
+          <w:rFonts w:hint="eastAsia"/>
+        </w:rPr>
+        <w:t>太原</w:t>
+      </w:r>
+      <w:r>
+        <w:rPr>
+          <w:rFonts w:hint="eastAsia"/>
+        </w:rPr>
+        <w:t>:</w:t>
+      </w:r>
+      <w:r>
+        <w:t xml:space="preserve"> </w:t>
+      </w:r>
+      <w:r>
+        <w:rPr>
+          <w:rFonts w:hint="eastAsia"/>
+        </w:rPr>
+        <w:t>山西科学技术出版社</w:t>
+      </w:r>
+      <w:r>
+        <w:rPr>
+          <w:rFonts w:hint="eastAsia"/>
+        </w:rPr>
+        <w:t>,</w:t>
+      </w:r>
+      <w:r>
+        <w:t xml:space="preserve"> 2001.)</w:t>
+      </w:r>
+    </w:p>
+    <w:p>
+      <w:pPr>
+        <w:pStyle w:val="Compact"/>
+        <w:numPr>
+          <w:ilvl w:val="0"/>
+          <w:numId w:val="54"/>
+        </w:numPr>
+      </w:pPr>
+      <w:r>
+        <w:t xml:space="preserve">Spencer-Brown, G. (1969). </w:t>
+      </w:r>
+      <w:r>
+        <w:rPr>
+          <w:i/>
+          <w:iCs/>
+        </w:rPr>
         <w:t>Laws of Form</w:t>
       </w:r>
       <w:r>
         <w:t>. Allen &amp; Unwin.</w:t>
+      </w:r>
+    </w:p>
+    <w:p>
+      <w:pPr>
+        <w:pStyle w:val="Compact"/>
+        <w:numPr>
+          <w:ilvl w:val="0"/>
+          <w:numId w:val="54"/>
+        </w:numPr>
+      </w:pPr>
+      <w:r>
+        <w:t xml:space="preserve">Turing, A. M. (1936). On computable numbers, with an application to the Entscheidungsproblem. </w:t>
+      </w:r>
+      <w:r>
+        <w:rPr>
+          <w:i/>
+          <w:iCs/>
+        </w:rPr>
+        <w:t>Proceedings of the London Mathematical Society</w:t>
+      </w:r>
+      <w:r>
+        <w:t>, Series 2, 42(1), 230-265.</w:t>
       </w:r>
     </w:p>
     <w:p>
@@ -19631,7 +19730,7 @@
   <w:abstractNum w:abstractNumId="0" w15:restartNumberingAfterBreak="0">
     <w:nsid w:val="0000A990"/>
     <w:multiLevelType w:val="multilevel"/>
-    <w:tmpl w:val="C93A309C"/>
+    <w:tmpl w:val="B67AE520"/>
     <w:lvl w:ilvl="0">
       <w:numFmt w:val="bullet"/>
       <w:lvlText w:val=" "/>
@@ -19708,7 +19807,7 @@
   <w:abstractNum w:abstractNumId="1" w15:restartNumberingAfterBreak="0">
     <w:nsid w:val="0000A991"/>
     <w:multiLevelType w:val="multilevel"/>
-    <w:tmpl w:val="3D1A7D04"/>
+    <w:tmpl w:val="6E2E7CF4"/>
     <w:lvl w:ilvl="0">
       <w:numFmt w:val="bullet"/>
       <w:lvlText w:val=""/>
@@ -19812,7 +19911,7 @@
   <w:abstractNum w:abstractNumId="2" w15:restartNumberingAfterBreak="0">
     <w:nsid w:val="00A99411"/>
     <w:multiLevelType w:val="multilevel"/>
-    <w:tmpl w:val="052A8BB6"/>
+    <w:tmpl w:val="4CD0314A"/>
     <w:lvl w:ilvl="0">
       <w:start w:val="1"/>
       <w:numFmt w:val="decimal"/>
@@ -19898,7 +19997,7 @@
   <w:abstractNum w:abstractNumId="3" w15:restartNumberingAfterBreak="0">
     <w:nsid w:val="00A99412"/>
     <w:multiLevelType w:val="multilevel"/>
-    <w:tmpl w:val="4CC45BEA"/>
+    <w:tmpl w:val="2C288550"/>
     <w:lvl w:ilvl="0">
       <w:start w:val="2"/>
       <w:numFmt w:val="decimal"/>
@@ -19984,7 +20083,7 @@
   <w:abstractNum w:abstractNumId="4" w15:restartNumberingAfterBreak="0">
     <w:nsid w:val="00A99413"/>
     <w:multiLevelType w:val="multilevel"/>
-    <w:tmpl w:val="22FCA19C"/>
+    <w:tmpl w:val="57D299CA"/>
     <w:lvl w:ilvl="0">
       <w:start w:val="3"/>
       <w:numFmt w:val="decimal"/>
@@ -20067,10 +20166,10 @@
       </w:pPr>
     </w:lvl>
   </w:abstractNum>
-  <w:num w:numId="1" w16cid:durableId="1796606914">
+  <w:num w:numId="1" w16cid:durableId="1521432769">
     <w:abstractNumId w:val="0"/>
   </w:num>
-  <w:num w:numId="2" w16cid:durableId="1418213408">
+  <w:num w:numId="2" w16cid:durableId="1338145260">
     <w:abstractNumId w:val="2"/>
     <w:lvlOverride w:ilvl="0">
       <w:startOverride w:val="1"/>
@@ -20100,10 +20199,10 @@
       <w:startOverride w:val="1"/>
     </w:lvlOverride>
   </w:num>
-  <w:num w:numId="3" w16cid:durableId="1685783893">
+  <w:num w:numId="3" w16cid:durableId="1688672301">
     <w:abstractNumId w:val="1"/>
   </w:num>
-  <w:num w:numId="4" w16cid:durableId="1951544063">
+  <w:num w:numId="4" w16cid:durableId="922640276">
     <w:abstractNumId w:val="2"/>
     <w:lvlOverride w:ilvl="0">
       <w:startOverride w:val="1"/>
@@ -20133,7 +20232,7 @@
       <w:startOverride w:val="1"/>
     </w:lvlOverride>
   </w:num>
-  <w:num w:numId="5" w16cid:durableId="599414888">
+  <w:num w:numId="5" w16cid:durableId="1586450618">
     <w:abstractNumId w:val="2"/>
     <w:lvlOverride w:ilvl="0">
       <w:startOverride w:val="1"/>
@@ -20163,7 +20262,7 @@
       <w:startOverride w:val="1"/>
     </w:lvlOverride>
   </w:num>
-  <w:num w:numId="6" w16cid:durableId="868907038">
+  <w:num w:numId="6" w16cid:durableId="2001805451">
     <w:abstractNumId w:val="2"/>
     <w:lvlOverride w:ilvl="0">
       <w:startOverride w:val="1"/>
@@ -20193,10 +20292,10 @@
       <w:startOverride w:val="1"/>
     </w:lvlOverride>
   </w:num>
-  <w:num w:numId="7" w16cid:durableId="1862664915">
+  <w:num w:numId="7" w16cid:durableId="801465194">
     <w:abstractNumId w:val="1"/>
   </w:num>
-  <w:num w:numId="8" w16cid:durableId="1112701374">
+  <w:num w:numId="8" w16cid:durableId="326137574">
     <w:abstractNumId w:val="2"/>
     <w:lvlOverride w:ilvl="0">
       <w:startOverride w:val="1"/>
@@ -20226,13 +20325,13 @@
       <w:startOverride w:val="1"/>
     </w:lvlOverride>
   </w:num>
-  <w:num w:numId="9" w16cid:durableId="390153392">
+  <w:num w:numId="9" w16cid:durableId="89010331">
     <w:abstractNumId w:val="1"/>
   </w:num>
-  <w:num w:numId="10" w16cid:durableId="2108497382">
+  <w:num w:numId="10" w16cid:durableId="10690713">
     <w:abstractNumId w:val="1"/>
   </w:num>
-  <w:num w:numId="11" w16cid:durableId="1223756490">
+  <w:num w:numId="11" w16cid:durableId="552735197">
     <w:abstractNumId w:val="2"/>
     <w:lvlOverride w:ilvl="0">
       <w:startOverride w:val="1"/>
@@ -20262,7 +20361,7 @@
       <w:startOverride w:val="1"/>
     </w:lvlOverride>
   </w:num>
-  <w:num w:numId="12" w16cid:durableId="466825439">
+  <w:num w:numId="12" w16cid:durableId="2005014615">
     <w:abstractNumId w:val="3"/>
     <w:lvlOverride w:ilvl="0">
       <w:startOverride w:val="2"/>
@@ -20292,10 +20391,10 @@
       <w:startOverride w:val="2"/>
     </w:lvlOverride>
   </w:num>
-  <w:num w:numId="13" w16cid:durableId="1920749810">
+  <w:num w:numId="13" w16cid:durableId="429932066">
     <w:abstractNumId w:val="1"/>
   </w:num>
-  <w:num w:numId="14" w16cid:durableId="1175222180">
+  <w:num w:numId="14" w16cid:durableId="1859154268">
     <w:abstractNumId w:val="4"/>
     <w:lvlOverride w:ilvl="0">
       <w:startOverride w:val="3"/>
@@ -20325,7 +20424,7 @@
       <w:startOverride w:val="3"/>
     </w:lvlOverride>
   </w:num>
-  <w:num w:numId="15" w16cid:durableId="864561296">
+  <w:num w:numId="15" w16cid:durableId="1833059832">
     <w:abstractNumId w:val="2"/>
     <w:lvlOverride w:ilvl="0">
       <w:startOverride w:val="1"/>
@@ -20355,7 +20454,7 @@
       <w:startOverride w:val="1"/>
     </w:lvlOverride>
   </w:num>
-  <w:num w:numId="16" w16cid:durableId="1038358082">
+  <w:num w:numId="16" w16cid:durableId="1799179677">
     <w:abstractNumId w:val="3"/>
     <w:lvlOverride w:ilvl="0">
       <w:startOverride w:val="2"/>
@@ -20385,16 +20484,16 @@
       <w:startOverride w:val="2"/>
     </w:lvlOverride>
   </w:num>
-  <w:num w:numId="17" w16cid:durableId="1486165584">
+  <w:num w:numId="17" w16cid:durableId="2042826281">
     <w:abstractNumId w:val="1"/>
   </w:num>
-  <w:num w:numId="18" w16cid:durableId="396785936">
+  <w:num w:numId="18" w16cid:durableId="1417704592">
     <w:abstractNumId w:val="1"/>
   </w:num>
-  <w:num w:numId="19" w16cid:durableId="685719598">
+  <w:num w:numId="19" w16cid:durableId="1464619571">
     <w:abstractNumId w:val="1"/>
   </w:num>
-  <w:num w:numId="20" w16cid:durableId="1515146271">
+  <w:num w:numId="20" w16cid:durableId="1604998092">
     <w:abstractNumId w:val="2"/>
     <w:lvlOverride w:ilvl="0">
       <w:startOverride w:val="1"/>
@@ -20424,7 +20523,7 @@
       <w:startOverride w:val="1"/>
     </w:lvlOverride>
   </w:num>
-  <w:num w:numId="21" w16cid:durableId="138501901">
+  <w:num w:numId="21" w16cid:durableId="1224295207">
     <w:abstractNumId w:val="2"/>
     <w:lvlOverride w:ilvl="0">
       <w:startOverride w:val="1"/>
@@ -20454,16 +20553,16 @@
       <w:startOverride w:val="1"/>
     </w:lvlOverride>
   </w:num>
-  <w:num w:numId="22" w16cid:durableId="1903363895">
+  <w:num w:numId="22" w16cid:durableId="13308003">
     <w:abstractNumId w:val="1"/>
   </w:num>
-  <w:num w:numId="23" w16cid:durableId="62606340">
+  <w:num w:numId="23" w16cid:durableId="1510490087">
     <w:abstractNumId w:val="1"/>
   </w:num>
-  <w:num w:numId="24" w16cid:durableId="365837161">
+  <w:num w:numId="24" w16cid:durableId="1825655652">
     <w:abstractNumId w:val="1"/>
   </w:num>
-  <w:num w:numId="25" w16cid:durableId="1029912147">
+  <w:num w:numId="25" w16cid:durableId="1571190656">
     <w:abstractNumId w:val="2"/>
     <w:lvlOverride w:ilvl="0">
       <w:startOverride w:val="1"/>
@@ -20493,10 +20592,10 @@
       <w:startOverride w:val="1"/>
     </w:lvlOverride>
   </w:num>
-  <w:num w:numId="26" w16cid:durableId="19088772">
+  <w:num w:numId="26" w16cid:durableId="1510948196">
     <w:abstractNumId w:val="1"/>
   </w:num>
-  <w:num w:numId="27" w16cid:durableId="1501772195">
+  <w:num w:numId="27" w16cid:durableId="209923026">
     <w:abstractNumId w:val="2"/>
     <w:lvlOverride w:ilvl="0">
       <w:startOverride w:val="1"/>
@@ -20526,7 +20625,7 @@
       <w:startOverride w:val="1"/>
     </w:lvlOverride>
   </w:num>
-  <w:num w:numId="28" w16cid:durableId="1718551216">
+  <w:num w:numId="28" w16cid:durableId="1332832640">
     <w:abstractNumId w:val="2"/>
     <w:lvlOverride w:ilvl="0">
       <w:startOverride w:val="1"/>
@@ -20556,16 +20655,16 @@
       <w:startOverride w:val="1"/>
     </w:lvlOverride>
   </w:num>
-  <w:num w:numId="29" w16cid:durableId="2100640825">
+  <w:num w:numId="29" w16cid:durableId="1545217198">
     <w:abstractNumId w:val="1"/>
   </w:num>
-  <w:num w:numId="30" w16cid:durableId="2005889557">
+  <w:num w:numId="30" w16cid:durableId="2015573600">
     <w:abstractNumId w:val="1"/>
   </w:num>
-  <w:num w:numId="31" w16cid:durableId="1503351873">
+  <w:num w:numId="31" w16cid:durableId="882860957">
     <w:abstractNumId w:val="1"/>
   </w:num>
-  <w:num w:numId="32" w16cid:durableId="808059172">
+  <w:num w:numId="32" w16cid:durableId="1527518162">
     <w:abstractNumId w:val="2"/>
     <w:lvlOverride w:ilvl="0">
       <w:startOverride w:val="1"/>
@@ -20595,31 +20694,31 @@
       <w:startOverride w:val="1"/>
     </w:lvlOverride>
   </w:num>
-  <w:num w:numId="33" w16cid:durableId="1319453988">
+  <w:num w:numId="33" w16cid:durableId="692153215">
     <w:abstractNumId w:val="1"/>
   </w:num>
-  <w:num w:numId="34" w16cid:durableId="1923100120">
+  <w:num w:numId="34" w16cid:durableId="553197946">
     <w:abstractNumId w:val="1"/>
   </w:num>
-  <w:num w:numId="35" w16cid:durableId="1858881675">
+  <w:num w:numId="35" w16cid:durableId="649943231">
     <w:abstractNumId w:val="1"/>
   </w:num>
-  <w:num w:numId="36" w16cid:durableId="71781132">
+  <w:num w:numId="36" w16cid:durableId="1845702685">
     <w:abstractNumId w:val="1"/>
   </w:num>
-  <w:num w:numId="37" w16cid:durableId="1027484577">
+  <w:num w:numId="37" w16cid:durableId="1947734580">
     <w:abstractNumId w:val="1"/>
   </w:num>
-  <w:num w:numId="38" w16cid:durableId="2138450194">
+  <w:num w:numId="38" w16cid:durableId="49888793">
     <w:abstractNumId w:val="1"/>
   </w:num>
-  <w:num w:numId="39" w16cid:durableId="849954044">
+  <w:num w:numId="39" w16cid:durableId="1204630614">
     <w:abstractNumId w:val="1"/>
   </w:num>
-  <w:num w:numId="40" w16cid:durableId="1532303776">
+  <w:num w:numId="40" w16cid:durableId="1678574903">
     <w:abstractNumId w:val="1"/>
   </w:num>
-  <w:num w:numId="41" w16cid:durableId="1580287154">
+  <w:num w:numId="41" w16cid:durableId="563376573">
     <w:abstractNumId w:val="2"/>
     <w:lvlOverride w:ilvl="0">
       <w:startOverride w:val="1"/>
@@ -20649,10 +20748,10 @@
       <w:startOverride w:val="1"/>
     </w:lvlOverride>
   </w:num>
-  <w:num w:numId="42" w16cid:durableId="127669293">
+  <w:num w:numId="42" w16cid:durableId="1922132246">
     <w:abstractNumId w:val="1"/>
   </w:num>
-  <w:num w:numId="43" w16cid:durableId="821887977">
+  <w:num w:numId="43" w16cid:durableId="208227378">
     <w:abstractNumId w:val="2"/>
     <w:lvlOverride w:ilvl="0">
       <w:startOverride w:val="1"/>
@@ -20682,7 +20781,7 @@
       <w:startOverride w:val="1"/>
     </w:lvlOverride>
   </w:num>
-  <w:num w:numId="44" w16cid:durableId="394469910">
+  <w:num w:numId="44" w16cid:durableId="47608506">
     <w:abstractNumId w:val="3"/>
     <w:lvlOverride w:ilvl="0">
       <w:startOverride w:val="2"/>
@@ -20712,7 +20811,7 @@
       <w:startOverride w:val="2"/>
     </w:lvlOverride>
   </w:num>
-  <w:num w:numId="45" w16cid:durableId="1615215267">
+  <w:num w:numId="45" w16cid:durableId="1628313709">
     <w:abstractNumId w:val="2"/>
     <w:lvlOverride w:ilvl="0">
       <w:startOverride w:val="1"/>
@@ -20742,16 +20841,16 @@
       <w:startOverride w:val="1"/>
     </w:lvlOverride>
   </w:num>
-  <w:num w:numId="46" w16cid:durableId="38676883">
+  <w:num w:numId="46" w16cid:durableId="1560050955">
     <w:abstractNumId w:val="1"/>
   </w:num>
-  <w:num w:numId="47" w16cid:durableId="319040705">
+  <w:num w:numId="47" w16cid:durableId="1459640850">
     <w:abstractNumId w:val="1"/>
   </w:num>
-  <w:num w:numId="48" w16cid:durableId="378019875">
+  <w:num w:numId="48" w16cid:durableId="71319923">
     <w:abstractNumId w:val="1"/>
   </w:num>
-  <w:num w:numId="49" w16cid:durableId="1238202779">
+  <w:num w:numId="49" w16cid:durableId="1856651924">
     <w:abstractNumId w:val="2"/>
     <w:lvlOverride w:ilvl="0">
       <w:startOverride w:val="1"/>
@@ -20781,7 +20880,7 @@
       <w:startOverride w:val="1"/>
     </w:lvlOverride>
   </w:num>
-  <w:num w:numId="50" w16cid:durableId="2086873543">
+  <w:num w:numId="50" w16cid:durableId="117336142">
     <w:abstractNumId w:val="2"/>
     <w:lvlOverride w:ilvl="0">
       <w:startOverride w:val="1"/>
@@ -20811,13 +20910,13 @@
       <w:startOverride w:val="1"/>
     </w:lvlOverride>
   </w:num>
-  <w:num w:numId="51" w16cid:durableId="1225801818">
+  <w:num w:numId="51" w16cid:durableId="1859926091">
     <w:abstractNumId w:val="1"/>
   </w:num>
-  <w:num w:numId="52" w16cid:durableId="1210722542">
+  <w:num w:numId="52" w16cid:durableId="1165512281">
     <w:abstractNumId w:val="1"/>
   </w:num>
-  <w:num w:numId="53" w16cid:durableId="369570780">
+  <w:num w:numId="53" w16cid:durableId="158350447">
     <w:abstractNumId w:val="2"/>
     <w:lvlOverride w:ilvl="0">
       <w:startOverride w:val="1"/>
@@ -20847,7 +20946,7 @@
       <w:startOverride w:val="1"/>
     </w:lvlOverride>
   </w:num>
-  <w:num w:numId="54" w16cid:durableId="450520254">
+  <w:num w:numId="54" w16cid:durableId="1790539590">
     <w:abstractNumId w:val="2"/>
     <w:lvlOverride w:ilvl="0">
       <w:startOverride w:val="1"/>
@@ -22110,7 +22209,7 @@
     <w:name w:val="header"/>
     <w:basedOn w:val="a"/>
     <w:link w:val="af1"/>
-    <w:rsid w:val="00552FD3"/>
+    <w:rsid w:val="006C4922"/>
     <w:pPr>
       <w:tabs>
         <w:tab w:val="center" w:pos="4153"/>
@@ -22128,7 +22227,7 @@
     <w:name w:val="页眉 字符"/>
     <w:basedOn w:val="a1"/>
     <w:link w:val="af0"/>
-    <w:rsid w:val="00552FD3"/>
+    <w:rsid w:val="006C4922"/>
     <w:rPr>
       <w:sz w:val="18"/>
       <w:szCs w:val="18"/>
@@ -22138,7 +22237,7 @@
     <w:name w:val="footer"/>
     <w:basedOn w:val="a"/>
     <w:link w:val="af3"/>
-    <w:rsid w:val="00552FD3"/>
+    <w:rsid w:val="006C4922"/>
     <w:pPr>
       <w:tabs>
         <w:tab w:val="center" w:pos="4153"/>
@@ -22155,7 +22254,7 @@
     <w:name w:val="页脚 字符"/>
     <w:basedOn w:val="a1"/>
     <w:link w:val="af2"/>
-    <w:rsid w:val="00552FD3"/>
+    <w:rsid w:val="006C4922"/>
     <w:rPr>
       <w:sz w:val="18"/>
       <w:szCs w:val="18"/>
@@ -22164,7 +22263,7 @@
   <w:style w:type="character" w:styleId="af4">
     <w:name w:val="page number"/>
     <w:basedOn w:val="a1"/>
-    <w:rsid w:val="00552FD3"/>
+    <w:rsid w:val="006C4922"/>
   </w:style>
 </w:styles>
 </file>
